--- a/submission/2_Supplementary_Materials.docx
+++ b/submission/2_Supplementary_Materials.docx
@@ -1275,7 +1275,7 @@
           <w:i w:val="0"/>
           <w:sz w:val="16"/>
         </w:rPr>
-        <w:t>One principal reason was assigned to each of the 36 excluded full-text reports. The three reports that could not be retrieved are not included in this denominator.</w:t>
+        <w:t>One principal reason was assigned to each of the 36 excluded full-text reports, applying the hierarchy in order. Reasons were assigned independently by two reviewers, and disagreements were adjudicated by the third and fourth authors. The individual excluded reports and their reasons are available from the corresponding author on request. The three reports that could not be retrieved are not included in this denominator.</w:t>
       </w:r>
     </w:p>
     <w:p>
